--- a/投稿格式/cvgip2026_abstract.docx
+++ b/投稿格式/cvgip2026_abstract.docx
@@ -29,7 +29,7 @@
           <w:i w:val="0"/>
           <w:sz w:val="20"/>
         </w:rPr>
-        <w:t>Chen Kai (王凱)</w:t>
+        <w:t>Chen Kai (陳楷)</w:t>
       </w:r>
     </w:p>
     <w:p>
